--- a/DESCARGABLES_PDF/GÉNERO/EL GÉNERO EN ESPAÑOL.docx
+++ b/DESCARGABLES_PDF/GÉNERO/EL GÉNERO EN ESPAÑOL.docx
@@ -994,7 +994,7 @@
                 <w:sz w:val="17"/>
                 <w:szCs w:val="17"/>
               </w:rPr>
-              <w:t>genero-</w:t>
+              <w:t>spanishmercedes.com/juego-genero.html</w:t>
             </w:r>
             <w:proofErr w:type="spellStart"/>
             <w:r>
@@ -1004,7 +1004,6 @@
                 <w:sz w:val="17"/>
                 <w:szCs w:val="17"/>
               </w:rPr>
-              <w:t>espanol</w:t>
             </w:r>
             <w:proofErr w:type="spellEnd"/>
             <w:r>
@@ -1014,7 +1013,6 @@
                 <w:sz w:val="17"/>
                 <w:szCs w:val="17"/>
               </w:rPr>
-              <w:t>-</w:t>
             </w:r>
             <w:proofErr w:type="spellStart"/>
             <w:r>
@@ -1024,7 +1022,6 @@
                 <w:sz w:val="17"/>
                 <w:szCs w:val="17"/>
               </w:rPr>
-              <w:t>actividades.netlify.app</w:t>
             </w:r>
             <w:proofErr w:type="spellEnd"/>
           </w:p>
@@ -13480,7 +13477,7 @@
                 <w:sz w:val="18"/>
                 <w:szCs w:val="18"/>
               </w:rPr>
-              <w:t>https://genero-espanol-actividades.netlify.app/</w:t>
+              <w:t>https://spanishmercedes.com/juego-genero.html</w:t>
             </w:r>
           </w:p>
           <w:p>

--- a/DESCARGABLES_PDF/GÉNERO/EL GÉNERO EN ESPAÑOL.docx
+++ b/DESCARGABLES_PDF/GÉNERO/EL GÉNERO EN ESPAÑOL.docx
@@ -937,7 +937,6 @@
                 <w:sz w:val="48"/>
                 <w:szCs w:val="48"/>
               </w:rPr>
-              <w:t xml:space="preserve">[ </w:t>
             </w:r>
             <w:proofErr w:type="gramStart"/>
             <w:r>
@@ -947,7 +946,6 @@
                 <w:sz w:val="48"/>
                 <w:szCs w:val="48"/>
               </w:rPr>
-              <w:t>QR ]</w:t>
             </w:r>
             <w:proofErr w:type="gramEnd"/>
           </w:p>
@@ -980,7 +978,6 @@
                 <w:sz w:val="18"/>
                 <w:szCs w:val="18"/>
               </w:rPr>
-              <w:t>Escanea el QR</w:t>
             </w:r>
           </w:p>
           <w:p>
@@ -13386,7 +13383,6 @@
                 <w:sz w:val="40"/>
                 <w:szCs w:val="40"/>
               </w:rPr>
-              <w:t xml:space="preserve">[ </w:t>
             </w:r>
             <w:proofErr w:type="gramStart"/>
             <w:r>
@@ -13396,7 +13392,6 @@
                 <w:sz w:val="40"/>
                 <w:szCs w:val="40"/>
               </w:rPr>
-              <w:t>QR ]</w:t>
             </w:r>
             <w:proofErr w:type="gramEnd"/>
           </w:p>
@@ -13461,7 +13456,7 @@
                 <w:sz w:val="19"/>
                 <w:szCs w:val="19"/>
               </w:rPr>
-              <w:t>Escanea el QR o accede directamente desde tu dispositivo:</w:t>
+              <w:t>Accede directamente desde tu dispositivo:</w:t>
             </w:r>
           </w:p>
           <w:p>
